--- a/data/employees/EMP026/AST-EMP026-03.docx
+++ b/data/employees/EMP026/AST-EMP026-03.docx
@@ -7,10 +7,7 @@
         <w:pStyle w:val="Heading1"/>
       </w:pPr>
       <w:r>
-        <w:rPr>
-          <w:sz w:val="36"/>
-        </w:rPr>
-        <w:t>Design specification - EMP026</w:t>
+        <w:t>Ast Emp026 03 - EMP026</w:t>
       </w:r>
     </w:p>
     <w:p>
@@ -18,130 +15,32 @@
         <w:pStyle w:val="Heading2"/>
       </w:pPr>
       <w:r>
-        <w:t>Document Metadata</w:t>
-      </w:r>
-    </w:p>
-    <w:tbl>
-      <w:tblPr>
-        <w:tblStyle w:val="TableGrid"/>
-        <w:tblW w:type="auto" w:w="0"/>
-        <w:tblLook w:firstColumn="1" w:firstRow="1" w:lastColumn="0" w:lastRow="0" w:noHBand="0" w:noVBand="1" w:val="04A0"/>
-      </w:tblPr>
-      <w:tblGrid>
-        <w:gridCol w:w="4320"/>
-        <w:gridCol w:w="4320"/>
-      </w:tblGrid>
-      <w:tr>
-        <w:tc>
-          <w:tcPr>
-            <w:tcW w:type="dxa" w:w="4320"/>
-          </w:tcPr>
-          <w:p>
-            <w:r>
-              <w:t>Author</w:t>
-            </w:r>
-          </w:p>
-        </w:tc>
-        <w:tc>
-          <w:tcPr>
-            <w:tcW w:type="dxa" w:w="4320"/>
-          </w:tcPr>
-          <w:p>
-            <w:r>
-              <w:t>Avery Wilson</w:t>
-            </w:r>
-          </w:p>
-        </w:tc>
-      </w:tr>
-      <w:tr>
-        <w:tc>
-          <w:tcPr>
-            <w:tcW w:type="dxa" w:w="4320"/>
-          </w:tcPr>
-          <w:p>
-            <w:r>
-              <w:t>Role / Department</w:t>
-            </w:r>
-          </w:p>
-        </w:tc>
-        <w:tc>
-          <w:tcPr>
-            <w:tcW w:type="dxa" w:w="4320"/>
-          </w:tcPr>
-          <w:p>
-            <w:r>
-              <w:t>Manager | HR</w:t>
-            </w:r>
-          </w:p>
-        </w:tc>
-      </w:tr>
-      <w:tr>
-        <w:tc>
-          <w:tcPr>
-            <w:tcW w:type="dxa" w:w="4320"/>
-          </w:tcPr>
-          <w:p>
-            <w:r>
-              <w:t>Location</w:t>
-            </w:r>
-          </w:p>
-        </w:tc>
-        <w:tc>
-          <w:tcPr>
-            <w:tcW w:type="dxa" w:w="4320"/>
-          </w:tcPr>
-          <w:p>
-            <w:r>
-              <w:t>Bengaluru</w:t>
-            </w:r>
-          </w:p>
-        </w:tc>
-      </w:tr>
-      <w:tr>
-        <w:tc>
-          <w:tcPr>
-            <w:tcW w:type="dxa" w:w="4320"/>
-          </w:tcPr>
-          <w:p>
-            <w:r>
-              <w:t>Last Modified</w:t>
-            </w:r>
-          </w:p>
-        </w:tc>
-        <w:tc>
-          <w:tcPr>
-            <w:tcW w:type="dxa" w:w="4320"/>
-          </w:tcPr>
-          <w:p>
-            <w:r>
-              <w:t>2025-01-30</w:t>
-            </w:r>
-          </w:p>
-        </w:tc>
-      </w:tr>
-    </w:tbl>
-    <w:p/>
-    <w:p>
-      <w:pPr>
-        <w:pStyle w:val="Heading2"/>
-      </w:pPr>
-      <w:r>
-        <w:t>Specification</w:t>
+        <w:t>Page 1</w:t>
       </w:r>
     </w:p>
     <w:p>
       <w:r>
-        <w:t>Design Specification: HRIS Onboarding Module</w:t>
+        <w:t>Section 1: Customer escalation analysis. EMP026 contributes to ast emp026 03 through recurring collaboration, clear ownership boundaries, and measurable outcomes. The team captures decisions, open issues, and handoffs so that knowledge remains discoverable for future programs.</w:t>
       </w:r>
     </w:p>
     <w:p>
       <w:r>
-        <w:t>Version: 2.1</w:t>
+        <w:t>Section 2: Data quality remediation. EMP026 contributes to ast emp026 03 through recurring collaboration, clear ownership boundaries, and measurable outcomes. The team captures decisions, open issues, and handoffs so that knowledge remains discoverable for future programs.</w:t>
       </w:r>
     </w:p>
     <w:p>
       <w:r>
-        <w:t>This specification describes the digital onboarding workflow integration between the HRIS platform and Azure Active Directory. New hire provisioning is triggered upon signed offer acceptance. The SLA for account creation is 4 business hours.</w:t>
+        <w:t>Section 3: Fabric semantic model planning. EMP026 contributes to ast emp026 03 through recurring collaboration, clear ownership boundaries, and measurable outcomes. The team captures decisions, open issues, and handoffs so that knowledge remains discoverable for future programs.</w:t>
+      </w:r>
+    </w:p>
+    <w:p>
+      <w:r>
+        <w:t>Section 4: Data quality remediation. EMP026 contributes to ast emp026 03 through recurring collaboration, clear ownership boundaries, and measurable outcomes. The team captures decisions, open issues, and handoffs so that knowledge remains discoverable for future programs.</w:t>
+      </w:r>
+    </w:p>
+    <w:p>
+      <w:r>
+        <w:br w:type="page"/>
       </w:r>
     </w:p>
     <w:p>
@@ -149,12 +48,60 @@
         <w:pStyle w:val="Heading2"/>
       </w:pPr>
       <w:r>
-        <w:t>Author Competencies</w:t>
+        <w:t>Page 2</w:t>
       </w:r>
     </w:p>
     <w:p>
       <w:r>
-        <w:t>Synapse, Python, TypeScript, Ontology</w:t>
+        <w:t>Section 1: Operational risk review. EMP026 contributes to ast emp026 03 through recurring collaboration, clear ownership boundaries, and measurable outcomes. The team captures decisions, open issues, and handoffs so that knowledge remains discoverable for future programs.</w:t>
+      </w:r>
+    </w:p>
+    <w:p>
+      <w:r>
+        <w:t>Section 2: Department KPI performance. EMP026 contributes to ast emp026 03 through recurring collaboration, clear ownership boundaries, and measurable outcomes. The team captures decisions, open issues, and handoffs so that knowledge remains discoverable for future programs.</w:t>
+      </w:r>
+    </w:p>
+    <w:p>
+      <w:r>
+        <w:t>Section 3: Fabric semantic model planning. EMP026 contributes to ast emp026 03 through recurring collaboration, clear ownership boundaries, and measurable outcomes. The team captures decisions, open issues, and handoffs so that knowledge remains discoverable for future programs.</w:t>
+      </w:r>
+    </w:p>
+    <w:p>
+      <w:r>
+        <w:t>Section 4: Automation backlog refinement. EMP026 contributes to ast emp026 03 through recurring collaboration, clear ownership boundaries, and measurable outcomes. The team captures decisions, open issues, and handoffs so that knowledge remains discoverable for future programs.</w:t>
+      </w:r>
+    </w:p>
+    <w:p>
+      <w:r>
+        <w:br w:type="page"/>
+      </w:r>
+    </w:p>
+    <w:p>
+      <w:pPr>
+        <w:pStyle w:val="Heading2"/>
+      </w:pPr>
+      <w:r>
+        <w:t>Page 3</w:t>
+      </w:r>
+    </w:p>
+    <w:p>
+      <w:r>
+        <w:t>Section 1: Operational risk review. EMP026 contributes to ast emp026 03 through recurring collaboration, clear ownership boundaries, and measurable outcomes. The team captures decisions, open issues, and handoffs so that knowledge remains discoverable for future programs.</w:t>
+      </w:r>
+    </w:p>
+    <w:p>
+      <w:r>
+        <w:t>Section 2: Operational risk review. EMP026 contributes to ast emp026 03 through recurring collaboration, clear ownership boundaries, and measurable outcomes. The team captures decisions, open issues, and handoffs so that knowledge remains discoverable for future programs.</w:t>
+      </w:r>
+    </w:p>
+    <w:p>
+      <w:r>
+        <w:t>Section 3: Fabric semantic model planning. EMP026 contributes to ast emp026 03 through recurring collaboration, clear ownership boundaries, and measurable outcomes. The team captures decisions, open issues, and handoffs so that knowledge remains discoverable for future programs.</w:t>
+      </w:r>
+    </w:p>
+    <w:p>
+      <w:r>
+        <w:t>Section 4: Data quality remediation. EMP026 contributes to ast emp026 03 through recurring collaboration, clear ownership boundaries, and measurable outcomes. The team captures decisions, open issues, and handoffs so that knowledge remains discoverable for future programs.</w:t>
       </w:r>
     </w:p>
     <w:sectPr>
